--- a/hooks-output.docx
+++ b/hooks-output.docx
@@ -2,6 +2,415 @@
 <file path=word/document.xml><?xml version="1.0" encoding="utf-8"?>
 <w:document xmlns:wpc="http://schemas.microsoft.com/office/word/2010/wordprocessingCanvas" xmlns:cx="http://schemas.microsoft.com/office/drawing/2014/chartex" xmlns:mc="http://schemas.openxmlformats.org/markup-compatibility/2006" xmlns:o="urn:schemas-microsoft-com:office:office" xmlns:r="http://schemas.openxmlformats.org/officeDocument/2006/relationships" xmlns:m="http://schemas.openxmlformats.org/officeDocument/2006/math" xmlns:v="urn:schemas-microsoft-com:vml" xmlns:wp14="http://schemas.microsoft.com/office/word/2010/wordprocessingDrawing" xmlns:wp="http://schemas.openxmlformats.org/drawingml/2006/wordprocessingDrawing" xmlns:w10="urn:schemas-microsoft-com:office:word" xmlns:w="http://schemas.openxmlformats.org/wordprocessingml/2006/main" xmlns:w14="http://schemas.microsoft.com/office/word/2010/wordml" xmlns:w15="http://schemas.microsoft.com/office/word/2012/wordml" xmlns:w16se="http://schemas.microsoft.com/office/word/2015/wordml/symex" xmlns:wpg="http://schemas.microsoft.com/office/word/2010/wordprocessingGroup" xmlns:wpi="http://schemas.microsoft.com/office/word/2010/wordprocessingInk" xmlns:wne="http://schemas.microsoft.com/office/word/2006/wordml" xmlns:wps="http://schemas.microsoft.com/office/word/2010/wordprocessingShape" mc:Ignorable="w14 w15 w16se wp14">
   <w:body>
+    <w:p>
+      <w:pPr>
+        <w:rPr>
+          <w:rFonts w:ascii="Times New Roman" w:hAnsi="Times New Roman" w:cs="Times New Roman"/>
+          <w:b/>
+          <w:sz w:val="24"/>
+        </w:rPr>
+      </w:pPr>
+      <w:r>
+        <w:rPr>
+          <w:rFonts w:ascii="Times New Roman" w:hAnsi="Times New Roman" w:cs="Times New Roman"/>
+          <w:b/>
+          <w:sz w:val="24"/>
+        </w:rPr>
+        <w:t>PROMPT:</w:t>
+      </w:r>
+    </w:p>
+    <w:p>
+      <w:pPr>
+        <w:rPr>
+          <w:rFonts w:ascii="Times New Roman" w:hAnsi="Times New Roman" w:cs="Times New Roman"/>
+          <w:b/>
+          <w:sz w:val="24"/>
+        </w:rPr>
+      </w:pPr>
+      <w:r>
+        <w:rPr>
+          <w:rFonts w:ascii="Times New Roman" w:hAnsi="Times New Roman" w:cs="Times New Roman"/>
+          <w:b/>
+          <w:sz w:val="24"/>
+        </w:rPr>
+        <w:t xml:space="preserve">HOOKS </w:t>
+      </w:r>
+    </w:p>
+    <w:p>
+      <w:pPr>
+        <w:rPr>
+          <w:rFonts w:ascii="Times New Roman" w:eastAsia="Times New Roman" w:hAnsi="Times New Roman" w:cs="Times New Roman"/>
+          <w:sz w:val="24"/>
+          <w:szCs w:val="24"/>
+          <w:lang w:eastAsia="en-IN"/>
+        </w:rPr>
+      </w:pPr>
+      <w:r>
+        <w:rPr>
+          <w:rFonts w:ascii="Times New Roman" w:eastAsia="Times New Roman" w:hAnsi="Times New Roman" w:cs="Times New Roman"/>
+          <w:sz w:val="24"/>
+          <w:szCs w:val="24"/>
+          <w:lang w:eastAsia="en-IN"/>
+        </w:rPr>
+        <w:t>Act as an expert UGC marketer and social media advertiser.</w:t>
+      </w:r>
+    </w:p>
+    <w:p>
+      <w:pPr>
+        <w:rPr>
+          <w:rFonts w:ascii="Times New Roman" w:eastAsia="Times New Roman" w:hAnsi="Times New Roman" w:cs="Times New Roman"/>
+          <w:sz w:val="24"/>
+          <w:szCs w:val="24"/>
+          <w:lang w:eastAsia="en-IN"/>
+        </w:rPr>
+      </w:pPr>
+      <w:r>
+        <w:rPr>
+          <w:rFonts w:ascii="Times New Roman" w:eastAsia="Times New Roman" w:hAnsi="Times New Roman" w:cs="Times New Roman"/>
+          <w:sz w:val="24"/>
+          <w:szCs w:val="24"/>
+          <w:lang w:eastAsia="en-IN"/>
+        </w:rPr>
+        <w:t xml:space="preserve">Generate 15 scroll-stopping hooks for the Wedding Decoration service of </w:t>
+      </w:r>
+      <w:proofErr w:type="spellStart"/>
+      <w:r>
+        <w:rPr>
+          <w:rFonts w:ascii="Times New Roman" w:eastAsia="Times New Roman" w:hAnsi="Times New Roman" w:cs="Times New Roman"/>
+          <w:sz w:val="24"/>
+          <w:szCs w:val="24"/>
+          <w:lang w:eastAsia="en-IN"/>
+        </w:rPr>
+        <w:t>VelvetVows</w:t>
+      </w:r>
+      <w:proofErr w:type="spellEnd"/>
+      <w:r>
+        <w:rPr>
+          <w:rFonts w:ascii="Times New Roman" w:eastAsia="Times New Roman" w:hAnsi="Times New Roman" w:cs="Times New Roman"/>
+          <w:sz w:val="24"/>
+          <w:szCs w:val="24"/>
+          <w:lang w:eastAsia="en-IN"/>
+        </w:rPr>
+        <w:t xml:space="preserve"> Celebrations. </w:t>
+      </w:r>
+    </w:p>
+    <w:p>
+      <w:pPr>
+        <w:rPr>
+          <w:rFonts w:ascii="Times New Roman" w:eastAsia="Times New Roman" w:hAnsi="Times New Roman" w:cs="Times New Roman"/>
+          <w:sz w:val="24"/>
+          <w:szCs w:val="24"/>
+          <w:lang w:eastAsia="en-IN"/>
+        </w:rPr>
+      </w:pPr>
+      <w:r>
+        <w:rPr>
+          <w:rFonts w:ascii="Times New Roman" w:eastAsia="Times New Roman" w:hAnsi="Times New Roman" w:cs="Times New Roman"/>
+          <w:sz w:val="24"/>
+          <w:szCs w:val="24"/>
+          <w:lang w:eastAsia="en-IN"/>
+        </w:rPr>
+        <w:t>Business Type:</w:t>
+      </w:r>
+    </w:p>
+    <w:p>
+      <w:pPr>
+        <w:rPr>
+          <w:rFonts w:ascii="Times New Roman" w:eastAsia="Times New Roman" w:hAnsi="Times New Roman" w:cs="Times New Roman"/>
+          <w:sz w:val="24"/>
+          <w:szCs w:val="24"/>
+          <w:lang w:eastAsia="en-IN"/>
+        </w:rPr>
+      </w:pPr>
+      <w:r>
+        <w:rPr>
+          <w:rFonts w:ascii="Times New Roman" w:eastAsia="Times New Roman" w:hAnsi="Times New Roman" w:cs="Times New Roman"/>
+          <w:sz w:val="24"/>
+          <w:szCs w:val="24"/>
+          <w:lang w:eastAsia="en-IN"/>
+        </w:rPr>
+        <w:t>Local Event Planning &amp; Decoration Business</w:t>
+      </w:r>
+    </w:p>
+    <w:p>
+      <w:pPr>
+        <w:rPr>
+          <w:rFonts w:ascii="Times New Roman" w:eastAsia="Times New Roman" w:hAnsi="Times New Roman" w:cs="Times New Roman"/>
+          <w:sz w:val="24"/>
+          <w:szCs w:val="24"/>
+          <w:lang w:eastAsia="en-IN"/>
+        </w:rPr>
+      </w:pPr>
+      <w:r>
+        <w:rPr>
+          <w:rFonts w:ascii="Times New Roman" w:eastAsia="Times New Roman" w:hAnsi="Times New Roman" w:cs="Times New Roman"/>
+          <w:sz w:val="24"/>
+          <w:szCs w:val="24"/>
+          <w:lang w:eastAsia="en-IN"/>
+        </w:rPr>
+        <w:t>Target Audience:</w:t>
+      </w:r>
+    </w:p>
+    <w:p>
+      <w:pPr>
+        <w:rPr>
+          <w:rFonts w:ascii="Times New Roman" w:eastAsia="Times New Roman" w:hAnsi="Times New Roman" w:cs="Times New Roman"/>
+          <w:sz w:val="24"/>
+          <w:szCs w:val="24"/>
+          <w:lang w:eastAsia="en-IN"/>
+        </w:rPr>
+      </w:pPr>
+      <w:r>
+        <w:rPr>
+          <w:rFonts w:ascii="Times New Roman" w:eastAsia="Times New Roman" w:hAnsi="Times New Roman" w:cs="Times New Roman"/>
+          <w:sz w:val="24"/>
+          <w:szCs w:val="24"/>
+          <w:lang w:eastAsia="en-IN"/>
+        </w:rPr>
+        <w:t>Couples planning their wedding who want a beautiful, stress-free, and memorable celebration.</w:t>
+      </w:r>
+    </w:p>
+    <w:p>
+      <w:pPr>
+        <w:rPr>
+          <w:rFonts w:ascii="Times New Roman" w:eastAsia="Times New Roman" w:hAnsi="Times New Roman" w:cs="Times New Roman"/>
+          <w:sz w:val="24"/>
+          <w:szCs w:val="24"/>
+          <w:lang w:eastAsia="en-IN"/>
+        </w:rPr>
+      </w:pPr>
+      <w:r>
+        <w:rPr>
+          <w:rFonts w:ascii="Times New Roman" w:eastAsia="Times New Roman" w:hAnsi="Times New Roman" w:cs="Times New Roman"/>
+          <w:sz w:val="24"/>
+          <w:szCs w:val="24"/>
+          <w:lang w:eastAsia="en-IN"/>
+        </w:rPr>
+        <w:t>Requirements:</w:t>
+      </w:r>
+    </w:p>
+    <w:p>
+      <w:pPr>
+        <w:rPr>
+          <w:rFonts w:ascii="Times New Roman" w:eastAsia="Times New Roman" w:hAnsi="Times New Roman" w:cs="Times New Roman"/>
+          <w:sz w:val="24"/>
+          <w:szCs w:val="24"/>
+          <w:lang w:eastAsia="en-IN"/>
+        </w:rPr>
+      </w:pPr>
+      <w:r>
+        <w:rPr>
+          <w:rFonts w:ascii="Times New Roman" w:eastAsia="Times New Roman" w:hAnsi="Times New Roman" w:cs="Times New Roman"/>
+          <w:sz w:val="24"/>
+          <w:szCs w:val="24"/>
+          <w:lang w:eastAsia="en-IN"/>
+        </w:rPr>
+        <w:t>* First-person perspective</w:t>
+      </w:r>
+    </w:p>
+    <w:p>
+      <w:pPr>
+        <w:rPr>
+          <w:rFonts w:ascii="Times New Roman" w:eastAsia="Times New Roman" w:hAnsi="Times New Roman" w:cs="Times New Roman"/>
+          <w:sz w:val="24"/>
+          <w:szCs w:val="24"/>
+          <w:lang w:eastAsia="en-IN"/>
+        </w:rPr>
+      </w:pPr>
+      <w:r>
+        <w:rPr>
+          <w:rFonts w:ascii="Times New Roman" w:eastAsia="Times New Roman" w:hAnsi="Times New Roman" w:cs="Times New Roman"/>
+          <w:sz w:val="24"/>
+          <w:szCs w:val="24"/>
+          <w:lang w:eastAsia="en-IN"/>
+        </w:rPr>
+        <w:t>* UGC-style (sounds like a real customer speaking)</w:t>
+      </w:r>
+    </w:p>
+    <w:p>
+      <w:pPr>
+        <w:rPr>
+          <w:rFonts w:ascii="Times New Roman" w:eastAsia="Times New Roman" w:hAnsi="Times New Roman" w:cs="Times New Roman"/>
+          <w:sz w:val="24"/>
+          <w:szCs w:val="24"/>
+          <w:lang w:eastAsia="en-IN"/>
+        </w:rPr>
+      </w:pPr>
+      <w:r>
+        <w:rPr>
+          <w:rFonts w:ascii="Times New Roman" w:eastAsia="Times New Roman" w:hAnsi="Times New Roman" w:cs="Times New Roman"/>
+          <w:sz w:val="24"/>
+          <w:szCs w:val="24"/>
+          <w:lang w:eastAsia="en-IN"/>
+        </w:rPr>
+        <w:t>* Emotional and authentic</w:t>
+      </w:r>
+    </w:p>
+    <w:p>
+      <w:pPr>
+        <w:rPr>
+          <w:rFonts w:ascii="Times New Roman" w:eastAsia="Times New Roman" w:hAnsi="Times New Roman" w:cs="Times New Roman"/>
+          <w:sz w:val="24"/>
+          <w:szCs w:val="24"/>
+          <w:lang w:eastAsia="en-IN"/>
+        </w:rPr>
+      </w:pPr>
+      <w:r>
+        <w:rPr>
+          <w:rFonts w:ascii="Times New Roman" w:eastAsia="Times New Roman" w:hAnsi="Times New Roman" w:cs="Times New Roman"/>
+          <w:sz w:val="24"/>
+          <w:szCs w:val="24"/>
+          <w:lang w:eastAsia="en-IN"/>
+        </w:rPr>
+        <w:t>* Conversion-focused</w:t>
+      </w:r>
+    </w:p>
+    <w:p>
+      <w:pPr>
+        <w:rPr>
+          <w:rFonts w:ascii="Times New Roman" w:eastAsia="Times New Roman" w:hAnsi="Times New Roman" w:cs="Times New Roman"/>
+          <w:sz w:val="24"/>
+          <w:szCs w:val="24"/>
+          <w:lang w:eastAsia="en-IN"/>
+        </w:rPr>
+      </w:pPr>
+      <w:r>
+        <w:rPr>
+          <w:rFonts w:ascii="Times New Roman" w:eastAsia="Times New Roman" w:hAnsi="Times New Roman" w:cs="Times New Roman"/>
+          <w:sz w:val="24"/>
+          <w:szCs w:val="24"/>
+          <w:lang w:eastAsia="en-IN"/>
+        </w:rPr>
+        <w:t>* Under 12 words each</w:t>
+      </w:r>
+    </w:p>
+    <w:p>
+      <w:pPr>
+        <w:rPr>
+          <w:rFonts w:ascii="Times New Roman" w:eastAsia="Times New Roman" w:hAnsi="Times New Roman" w:cs="Times New Roman"/>
+          <w:sz w:val="24"/>
+          <w:szCs w:val="24"/>
+          <w:lang w:eastAsia="en-IN"/>
+        </w:rPr>
+      </w:pPr>
+      <w:r>
+        <w:rPr>
+          <w:rFonts w:ascii="Times New Roman" w:eastAsia="Times New Roman" w:hAnsi="Times New Roman" w:cs="Times New Roman"/>
+          <w:sz w:val="24"/>
+          <w:szCs w:val="24"/>
+          <w:lang w:eastAsia="en-IN"/>
+        </w:rPr>
+        <w:t>* Suitable for Instagram Reels, Facebook Videos, and YouTube Shorts</w:t>
+      </w:r>
+    </w:p>
+    <w:p>
+      <w:pPr>
+        <w:rPr>
+          <w:rFonts w:ascii="Times New Roman" w:eastAsia="Times New Roman" w:hAnsi="Times New Roman" w:cs="Times New Roman"/>
+          <w:sz w:val="24"/>
+          <w:szCs w:val="24"/>
+          <w:lang w:eastAsia="en-IN"/>
+        </w:rPr>
+      </w:pPr>
+      <w:r>
+        <w:rPr>
+          <w:rFonts w:ascii="Times New Roman" w:eastAsia="Times New Roman" w:hAnsi="Times New Roman" w:cs="Times New Roman"/>
+          <w:sz w:val="24"/>
+          <w:szCs w:val="24"/>
+          <w:lang w:eastAsia="en-IN"/>
+        </w:rPr>
+        <w:t>Avoid:</w:t>
+      </w:r>
+    </w:p>
+    <w:p>
+      <w:pPr>
+        <w:rPr>
+          <w:rFonts w:ascii="Times New Roman" w:eastAsia="Times New Roman" w:hAnsi="Times New Roman" w:cs="Times New Roman"/>
+          <w:sz w:val="24"/>
+          <w:szCs w:val="24"/>
+          <w:lang w:eastAsia="en-IN"/>
+        </w:rPr>
+      </w:pPr>
+      <w:r>
+        <w:rPr>
+          <w:rFonts w:ascii="Times New Roman" w:eastAsia="Times New Roman" w:hAnsi="Times New Roman" w:cs="Times New Roman"/>
+          <w:sz w:val="24"/>
+          <w:szCs w:val="24"/>
+          <w:lang w:eastAsia="en-IN"/>
+        </w:rPr>
+        <w:t>* Corporate language</w:t>
+      </w:r>
+    </w:p>
+    <w:p>
+      <w:pPr>
+        <w:rPr>
+          <w:rFonts w:ascii="Times New Roman" w:eastAsia="Times New Roman" w:hAnsi="Times New Roman" w:cs="Times New Roman"/>
+          <w:sz w:val="24"/>
+          <w:szCs w:val="24"/>
+          <w:lang w:eastAsia="en-IN"/>
+        </w:rPr>
+      </w:pPr>
+      <w:r>
+        <w:rPr>
+          <w:rFonts w:ascii="Times New Roman" w:eastAsia="Times New Roman" w:hAnsi="Times New Roman" w:cs="Times New Roman"/>
+          <w:sz w:val="24"/>
+          <w:szCs w:val="24"/>
+          <w:lang w:eastAsia="en-IN"/>
+        </w:rPr>
+        <w:t>* Generic marketing statements</w:t>
+      </w:r>
+    </w:p>
+    <w:p>
+      <w:r>
+        <w:rPr>
+          <w:rFonts w:ascii="Times New Roman" w:eastAsia="Times New Roman" w:hAnsi="Times New Roman" w:cs="Times New Roman"/>
+          <w:sz w:val="24"/>
+          <w:szCs w:val="24"/>
+          <w:lang w:eastAsia="en-IN"/>
+        </w:rPr>
+        <w:t xml:space="preserve">* Overly </w:t>
+      </w:r>
+      <w:proofErr w:type="spellStart"/>
+      <w:r>
+        <w:rPr>
+          <w:rFonts w:ascii="Times New Roman" w:eastAsia="Times New Roman" w:hAnsi="Times New Roman" w:cs="Times New Roman"/>
+          <w:sz w:val="24"/>
+          <w:szCs w:val="24"/>
+          <w:lang w:eastAsia="en-IN"/>
+        </w:rPr>
+        <w:t>salesy</w:t>
+      </w:r>
+      <w:proofErr w:type="spellEnd"/>
+      <w:r>
+        <w:rPr>
+          <w:rFonts w:ascii="Times New Roman" w:eastAsia="Times New Roman" w:hAnsi="Times New Roman" w:cs="Times New Roman"/>
+          <w:sz w:val="24"/>
+          <w:szCs w:val="24"/>
+          <w:lang w:eastAsia="en-IN"/>
+        </w:rPr>
+        <w:t xml:space="preserve"> wording</w:t>
+      </w:r>
+    </w:p>
+    <w:p>
+      <w:pPr>
+        <w:rPr>
+          <w:rFonts w:ascii="Times New Roman" w:hAnsi="Times New Roman" w:cs="Times New Roman"/>
+          <w:b/>
+          <w:sz w:val="24"/>
+        </w:rPr>
+      </w:pPr>
+      <w:bookmarkStart w:id="0" w:name="_GoBack"/>
+      <w:bookmarkEnd w:id="0"/>
+    </w:p>
+    <w:p>
+      <w:pPr>
+        <w:rPr>
+          <w:rFonts w:ascii="Times New Roman" w:hAnsi="Times New Roman" w:cs="Times New Roman"/>
+          <w:b/>
+          <w:sz w:val="24"/>
+        </w:rPr>
+      </w:pPr>
+    </w:p>
     <w:p>
       <w:pPr>
         <w:rPr>
@@ -176,8 +585,6 @@
       <w:r>
         <w:t xml:space="preserve"> originally</w:t>
       </w:r>
-      <w:bookmarkStart w:id="0" w:name="_GoBack"/>
-      <w:bookmarkEnd w:id="0"/>
       <w:r>
         <w:t xml:space="preserve"> booked.</w:t>
       </w:r>

--- a/hooks-output.docx
+++ b/hooks-output.docx
@@ -399,8 +399,6 @@
           <w:sz w:val="24"/>
         </w:rPr>
       </w:pPr>
-      <w:bookmarkStart w:id="0" w:name="_GoBack"/>
-      <w:bookmarkEnd w:id="0"/>
     </w:p>
     <w:p>
       <w:pPr>
@@ -652,28 +650,22 @@
           <w:ilvl w:val="0"/>
           <w:numId w:val="1"/>
         </w:numPr>
-      </w:pPr>
-      <w:r>
-        <w:t>My Pinterest dream wedding became a reality.</w:t>
-      </w:r>
-    </w:p>
-    <w:p>
-      <w:pPr>
-        <w:pStyle w:val="NormalWeb"/>
-      </w:pPr>
-    </w:p>
-    <w:p>
-      <w:pPr>
-        <w:rPr>
-          <w:rFonts w:ascii="Times New Roman" w:hAnsi="Times New Roman" w:cs="Times New Roman"/>
+        <w:rPr>
           <w:b/>
-          <w:sz w:val="24"/>
-        </w:rPr>
-      </w:pPr>
+        </w:rPr>
+      </w:pPr>
+      <w:r>
+        <w:t>My Pinterest</w:t>
+      </w:r>
+      <w:r>
+        <w:t xml:space="preserve"> dream wedding became a reality.</w:t>
+      </w:r>
+      <w:bookmarkStart w:id="0" w:name="_GoBack"/>
+      <w:bookmarkEnd w:id="0"/>
     </w:p>
     <w:sectPr>
       <w:pgSz w:w="11906" w:h="16838"/>
-      <w:pgMar w:top="709" w:right="1440" w:bottom="1440" w:left="1440" w:header="708" w:footer="708" w:gutter="0"/>
+      <w:pgMar w:top="709" w:right="1440" w:bottom="851" w:left="1440" w:header="708" w:footer="708" w:gutter="0"/>
       <w:cols w:space="708"/>
       <w:docGrid w:linePitch="360"/>
     </w:sectPr>
@@ -1379,7 +1371,6 @@
     <w:name w:val="Normal (Web)"/>
     <w:basedOn w:val="Normal"/>
     <w:uiPriority w:val="99"/>
-    <w:semiHidden/>
     <w:unhideWhenUsed/>
     <w:rsid w:val="006F63C0"/>
     <w:pPr>

--- a/hooks-output.docx
+++ b/hooks-output.docx
@@ -390,15 +390,6 @@
         </w:rPr>
         <w:t xml:space="preserve"> wording</w:t>
       </w:r>
-    </w:p>
-    <w:p>
-      <w:pPr>
-        <w:rPr>
-          <w:rFonts w:ascii="Times New Roman" w:hAnsi="Times New Roman" w:cs="Times New Roman"/>
-          <w:b/>
-          <w:sz w:val="24"/>
-        </w:rPr>
-      </w:pPr>
     </w:p>
     <w:p>
       <w:pPr>
@@ -650,22 +641,28 @@
           <w:ilvl w:val="0"/>
           <w:numId w:val="1"/>
         </w:numPr>
-        <w:rPr>
-          <w:b/>
-        </w:rPr>
-      </w:pPr>
-      <w:r>
-        <w:t>My Pinterest</w:t>
-      </w:r>
-      <w:r>
-        <w:t xml:space="preserve"> dream wedding became a reality.</w:t>
+      </w:pPr>
+      <w:r>
+        <w:t>My Pinter</w:t>
       </w:r>
       <w:bookmarkStart w:id="0" w:name="_GoBack"/>
       <w:bookmarkEnd w:id="0"/>
+      <w:r>
+        <w:t>est dream wedding became a reality.</w:t>
+      </w:r>
+    </w:p>
+    <w:p>
+      <w:pPr>
+        <w:rPr>
+          <w:rFonts w:ascii="Times New Roman" w:hAnsi="Times New Roman" w:cs="Times New Roman"/>
+          <w:b/>
+          <w:sz w:val="24"/>
+        </w:rPr>
+      </w:pPr>
     </w:p>
     <w:sectPr>
       <w:pgSz w:w="11906" w:h="16838"/>
-      <w:pgMar w:top="709" w:right="1440" w:bottom="851" w:left="1440" w:header="708" w:footer="708" w:gutter="0"/>
+      <w:pgMar w:top="709" w:right="1440" w:bottom="1440" w:left="1440" w:header="708" w:footer="708" w:gutter="0"/>
       <w:cols w:space="708"/>
       <w:docGrid w:linePitch="360"/>
     </w:sectPr>
